--- a/ky/wisdom-stories/where-does-calamity-come-from.docx
+++ b/ky/wisdom-stories/where-does-calamity-come-from.docx
@@ -39,7 +39,7 @@
           <w:sz w:val="22"/>
           <w:lang w:val="ky-KG"/>
         </w:rPr>
-        <w:t>Дербиштен сурашат:</w:t>
+        <w:t>Дервиштен сурашат:</w:t>
       </w:r>
     </w:p>
     <w:p>
@@ -75,7 +75,7 @@
           <w:sz w:val="22"/>
           <w:lang w:val="ky-KG"/>
         </w:rPr>
-        <w:t>Дербиш айтат:</w:t>
+        <w:t>Дервиш айтат:</w:t>
       </w:r>
     </w:p>
     <w:p>
@@ -171,7 +171,7 @@
           <w:sz w:val="22"/>
           <w:lang w:val="ky-KG"/>
         </w:rPr>
-        <w:t xml:space="preserve">Сабак: </w:t>
+        <w:t>Сабак: Башыбызга келгендин тамырын көп учурда өз кылгандарыбыздан тапса болот. Көзүңдү, тилиңди, колуңду жана кадамыңды текшер.</w:t>
       </w:r>
       <w:r>
         <w:rPr>
@@ -180,7 +180,6 @@
           <w:sz w:val="22"/>
           <w:lang w:val="ky-KG"/>
         </w:rPr>
-        <w:t>Өз ишиңе да сын көз менен кара. Кимди капа кылдың, кайсы жерден жаңылдың — ойлонуп, катаңды оңдо.</w:t>
       </w:r>
     </w:p>
     <w:p>
@@ -200,7 +199,7 @@
           <w:sz w:val="18"/>
           <w:lang w:val="ky-KG"/>
         </w:rPr>
-        <w:t>Окуя ачык интернет булактарынан алынды.</w:t>
+        <w:t>Аңгемелер ачык интернет булактарынан алынган, иллюстрациялар болсо ЖИ менен түзүлгөн.</w:t>
       </w:r>
     </w:p>
     <w:sectPr>
